--- a/klagomål/A 44601-2025 FSC-klagomål.docx
+++ b/klagomål/A 44601-2025 FSC-klagomål.docx
@@ -651,7 +651,7 @@
     <w:r>
       <w:tab/>
       <w:tab/>
-      <w:t>2025-09-26</w:t>
+      <w:t>2025-09-27</w:t>
       <w:br/>
       <w:br/>
     </w:r>

--- a/klagomål/A 44601-2025 FSC-klagomål.docx
+++ b/klagomål/A 44601-2025 FSC-klagomål.docx
@@ -651,7 +651,7 @@
     <w:r>
       <w:tab/>
       <w:tab/>
-      <w:t>2025-09-27</w:t>
+      <w:t>2025-09-28</w:t>
       <w:br/>
       <w:br/>
     </w:r>

--- a/klagomål/A 44601-2025 FSC-klagomål.docx
+++ b/klagomål/A 44601-2025 FSC-klagomål.docx
@@ -651,7 +651,7 @@
     <w:r>
       <w:tab/>
       <w:tab/>
-      <w:t>2025-09-28</w:t>
+      <w:t>2025-09-29</w:t>
       <w:br/>
       <w:br/>
     </w:r>

--- a/klagomål/A 44601-2025 FSC-klagomål.docx
+++ b/klagomål/A 44601-2025 FSC-klagomål.docx
@@ -651,7 +651,7 @@
     <w:r>
       <w:tab/>
       <w:tab/>
-      <w:t>2025-09-29</w:t>
+      <w:t>2025-09-30</w:t>
       <w:br/>
       <w:br/>
     </w:r>

--- a/klagomål/A 44601-2025 FSC-klagomål.docx
+++ b/klagomål/A 44601-2025 FSC-klagomål.docx
@@ -651,7 +651,7 @@
     <w:r>
       <w:tab/>
       <w:tab/>
-      <w:t>2025-09-30</w:t>
+      <w:t>2025-10-01</w:t>
       <w:br/>
       <w:br/>
     </w:r>

--- a/klagomål/A 44601-2025 FSC-klagomål.docx
+++ b/klagomål/A 44601-2025 FSC-klagomål.docx
@@ -651,7 +651,7 @@
     <w:r>
       <w:tab/>
       <w:tab/>
-      <w:t>2025-10-01</w:t>
+      <w:t>2025-10-02</w:t>
       <w:br/>
       <w:br/>
     </w:r>

--- a/klagomål/A 44601-2025 FSC-klagomål.docx
+++ b/klagomål/A 44601-2025 FSC-klagomål.docx
@@ -651,7 +651,7 @@
     <w:r>
       <w:tab/>
       <w:tab/>
-      <w:t>2025-10-02</w:t>
+      <w:t>2025-10-03</w:t>
       <w:br/>
       <w:br/>
     </w:r>

--- a/klagomål/A 44601-2025 FSC-klagomål.docx
+++ b/klagomål/A 44601-2025 FSC-klagomål.docx
@@ -651,7 +651,7 @@
     <w:r>
       <w:tab/>
       <w:tab/>
-      <w:t>2025-10-03</w:t>
+      <w:t>2025-10-04</w:t>
       <w:br/>
       <w:br/>
     </w:r>

--- a/klagomål/A 44601-2025 FSC-klagomål.docx
+++ b/klagomål/A 44601-2025 FSC-klagomål.docx
@@ -651,7 +651,7 @@
     <w:r>
       <w:tab/>
       <w:tab/>
-      <w:t>2025-10-04</w:t>
+      <w:t>2025-10-05</w:t>
       <w:br/>
       <w:br/>
     </w:r>

--- a/klagomål/A 44601-2025 FSC-klagomål.docx
+++ b/klagomål/A 44601-2025 FSC-klagomål.docx
@@ -651,7 +651,7 @@
     <w:r>
       <w:tab/>
       <w:tab/>
-      <w:t>2025-10-05</w:t>
+      <w:t>2025-10-06</w:t>
       <w:br/>
       <w:br/>
     </w:r>

--- a/klagomål/A 44601-2025 FSC-klagomål.docx
+++ b/klagomål/A 44601-2025 FSC-klagomål.docx
@@ -651,7 +651,7 @@
     <w:r>
       <w:tab/>
       <w:tab/>
-      <w:t>2025-10-06</w:t>
+      <w:t>2025-10-07</w:t>
       <w:br/>
       <w:br/>
     </w:r>

--- a/klagomål/A 44601-2025 FSC-klagomål.docx
+++ b/klagomål/A 44601-2025 FSC-klagomål.docx
@@ -651,7 +651,7 @@
     <w:r>
       <w:tab/>
       <w:tab/>
-      <w:t>2025-10-07</w:t>
+      <w:t>2025-10-08</w:t>
       <w:br/>
       <w:br/>
     </w:r>

--- a/klagomål/A 44601-2025 FSC-klagomål.docx
+++ b/klagomål/A 44601-2025 FSC-klagomål.docx
@@ -651,7 +651,7 @@
     <w:r>
       <w:tab/>
       <w:tab/>
-      <w:t>2025-10-08</w:t>
+      <w:t>2025-10-09</w:t>
       <w:br/>
       <w:br/>
     </w:r>

--- a/klagomål/A 44601-2025 FSC-klagomål.docx
+++ b/klagomål/A 44601-2025 FSC-klagomål.docx
@@ -651,7 +651,7 @@
     <w:r>
       <w:tab/>
       <w:tab/>
-      <w:t>2025-10-09</w:t>
+      <w:t>2025-10-10</w:t>
       <w:br/>
       <w:br/>
     </w:r>

--- a/klagomål/A 44601-2025 FSC-klagomål.docx
+++ b/klagomål/A 44601-2025 FSC-klagomål.docx
@@ -651,7 +651,7 @@
     <w:r>
       <w:tab/>
       <w:tab/>
-      <w:t>2025-10-10</w:t>
+      <w:t>2025-10-11</w:t>
       <w:br/>
       <w:br/>
     </w:r>

--- a/klagomål/A 44601-2025 FSC-klagomål.docx
+++ b/klagomål/A 44601-2025 FSC-klagomål.docx
@@ -191,7 +191,7 @@
     </w:p>
     <w:p>
       <w:r>
-        <w:t>I avverkningsanmälan har följande 3 naturvårdsarter hittats: igelkott (NT), fjällig taggsvamp s.str. (S) och blåsippa (§9). Av dessa är 1 rödlistade. För rödlistade arter har rödlistekategorin angivits inom parentes. Arter som är signalarter enligt Skogsstyrelsen har markerats med (S). För fridlysta arter anges även paragrafen i Artskyddsförordningen som arten är fridlyst enligt.</w:t>
+        <w:t>I avverkningsanmälan har följande 5 naturvårdsarter hittats: skogsalm (CR), ask (EN), igelkott (NT), fjällig taggsvamp s.str. (S) och blåsippa (§9). Av dessa är 3 rödlistade. För rödlistade arter har rödlistekategorin angivits inom parentes. Arter som är signalarter enligt Skogsstyrelsen har markerats med (S). För fridlysta arter anges även paragrafen i Artskyddsförordningen som arten är fridlyst enligt.</w:t>
       </w:r>
     </w:p>
     <w:p>
@@ -349,7 +349,7 @@
         <w:rPr>
           <w:i/>
         </w:rPr>
-        <w:t>I det avverkningsanmälda skogsområdet har 3 naturvårdsarter varav 1 rödlistade arter sina livsmiljöer och växtplatser.</w:t>
+        <w:t>I det avverkningsanmälda skogsområdet har 5 naturvårdsarter varav 3 rödlistade arter sina livsmiljöer och växtplatser.</w:t>
       </w:r>
     </w:p>
     <w:p>
@@ -664,7 +664,7 @@
     <w:r>
       <w:tab/>
       <w:tab/>
-      <w:t>2025-10-16</w:t>
+      <w:t>2025-10-17</w:t>
       <w:br/>
       <w:br/>
     </w:r>

--- a/klagomål/A 44601-2025 FSC-klagomål.docx
+++ b/klagomål/A 44601-2025 FSC-klagomål.docx
@@ -664,7 +664,7 @@
     <w:r>
       <w:tab/>
       <w:tab/>
-      <w:t>2025-10-17</w:t>
+      <w:t>2025-10-18</w:t>
       <w:br/>
       <w:br/>
     </w:r>

--- a/klagomål/A 44601-2025 FSC-klagomål.docx
+++ b/klagomål/A 44601-2025 FSC-klagomål.docx
@@ -664,7 +664,7 @@
     <w:r>
       <w:tab/>
       <w:tab/>
-      <w:t>2025-10-18</w:t>
+      <w:t>2025-10-19</w:t>
       <w:br/>
       <w:br/>
     </w:r>

--- a/klagomål/A 44601-2025 FSC-klagomål.docx
+++ b/klagomål/A 44601-2025 FSC-klagomål.docx
@@ -664,7 +664,7 @@
     <w:r>
       <w:tab/>
       <w:tab/>
-      <w:t>2025-10-19</w:t>
+      <w:t>2025-10-20</w:t>
       <w:br/>
       <w:br/>
     </w:r>

--- a/klagomål/A 44601-2025 FSC-klagomål.docx
+++ b/klagomål/A 44601-2025 FSC-klagomål.docx
@@ -664,7 +664,7 @@
     <w:r>
       <w:tab/>
       <w:tab/>
-      <w:t>2025-10-20</w:t>
+      <w:t>2025-10-21</w:t>
       <w:br/>
       <w:br/>
     </w:r>

--- a/klagomål/A 44601-2025 FSC-klagomål.docx
+++ b/klagomål/A 44601-2025 FSC-klagomål.docx
@@ -664,7 +664,7 @@
     <w:r>
       <w:tab/>
       <w:tab/>
-      <w:t>2025-10-21</w:t>
+      <w:t>2025-10-22</w:t>
       <w:br/>
       <w:br/>
     </w:r>

--- a/klagomål/A 44601-2025 FSC-klagomål.docx
+++ b/klagomål/A 44601-2025 FSC-klagomål.docx
@@ -664,7 +664,7 @@
     <w:r>
       <w:tab/>
       <w:tab/>
-      <w:t>2025-10-22</w:t>
+      <w:t>2025-10-23</w:t>
       <w:br/>
       <w:br/>
     </w:r>

--- a/klagomål/A 44601-2025 FSC-klagomål.docx
+++ b/klagomål/A 44601-2025 FSC-klagomål.docx
@@ -664,7 +664,7 @@
     <w:r>
       <w:tab/>
       <w:tab/>
-      <w:t>2025-10-23</w:t>
+      <w:t>2025-10-24</w:t>
       <w:br/>
       <w:br/>
     </w:r>

--- a/klagomål/A 44601-2025 FSC-klagomål.docx
+++ b/klagomål/A 44601-2025 FSC-klagomål.docx
@@ -664,7 +664,7 @@
     <w:r>
       <w:tab/>
       <w:tab/>
-      <w:t>2025-10-24</w:t>
+      <w:t>2025-10-25</w:t>
       <w:br/>
       <w:br/>
     </w:r>

--- a/klagomål/A 44601-2025 FSC-klagomål.docx
+++ b/klagomål/A 44601-2025 FSC-klagomål.docx
@@ -664,7 +664,7 @@
     <w:r>
       <w:tab/>
       <w:tab/>
-      <w:t>2025-10-25</w:t>
+      <w:t>2025-10-26</w:t>
       <w:br/>
       <w:br/>
     </w:r>

--- a/klagomål/A 44601-2025 FSC-klagomål.docx
+++ b/klagomål/A 44601-2025 FSC-klagomål.docx
@@ -664,7 +664,7 @@
     <w:r>
       <w:tab/>
       <w:tab/>
-      <w:t>2025-10-26</w:t>
+      <w:t>2025-10-27</w:t>
       <w:br/>
       <w:br/>
     </w:r>

--- a/klagomål/A 44601-2025 FSC-klagomål.docx
+++ b/klagomål/A 44601-2025 FSC-klagomål.docx
@@ -664,7 +664,7 @@
     <w:r>
       <w:tab/>
       <w:tab/>
-      <w:t>2025-10-27</w:t>
+      <w:t>2025-10-28</w:t>
       <w:br/>
       <w:br/>
     </w:r>

--- a/klagomål/A 44601-2025 FSC-klagomål.docx
+++ b/klagomål/A 44601-2025 FSC-klagomål.docx
@@ -664,7 +664,7 @@
     <w:r>
       <w:tab/>
       <w:tab/>
-      <w:t>2025-10-28</w:t>
+      <w:t>2025-10-29</w:t>
       <w:br/>
       <w:br/>
     </w:r>

--- a/klagomål/A 44601-2025 FSC-klagomål.docx
+++ b/klagomål/A 44601-2025 FSC-klagomål.docx
@@ -664,7 +664,7 @@
     <w:r>
       <w:tab/>
       <w:tab/>
-      <w:t>2025-10-29</w:t>
+      <w:t>2025-10-30</w:t>
       <w:br/>
       <w:br/>
     </w:r>

--- a/klagomål/A 44601-2025 FSC-klagomål.docx
+++ b/klagomål/A 44601-2025 FSC-klagomål.docx
@@ -664,7 +664,7 @@
     <w:r>
       <w:tab/>
       <w:tab/>
-      <w:t>2025-10-30</w:t>
+      <w:t>2025-10-31</w:t>
       <w:br/>
       <w:br/>
     </w:r>

--- a/klagomål/A 44601-2025 FSC-klagomål.docx
+++ b/klagomål/A 44601-2025 FSC-klagomål.docx
@@ -664,7 +664,7 @@
     <w:r>
       <w:tab/>
       <w:tab/>
-      <w:t>2025-10-31</w:t>
+      <w:t>2025-11-01</w:t>
       <w:br/>
       <w:br/>
     </w:r>

--- a/klagomål/A 44601-2025 FSC-klagomål.docx
+++ b/klagomål/A 44601-2025 FSC-klagomål.docx
@@ -664,7 +664,7 @@
     <w:r>
       <w:tab/>
       <w:tab/>
-      <w:t>2025-11-01</w:t>
+      <w:t>2025-11-02</w:t>
       <w:br/>
       <w:br/>
     </w:r>

--- a/klagomål/A 44601-2025 FSC-klagomål.docx
+++ b/klagomål/A 44601-2025 FSC-klagomål.docx
@@ -664,7 +664,7 @@
     <w:r>
       <w:tab/>
       <w:tab/>
-      <w:t>2025-11-02</w:t>
+      <w:t>2025-11-03</w:t>
       <w:br/>
       <w:br/>
     </w:r>

--- a/klagomål/A 44601-2025 FSC-klagomål.docx
+++ b/klagomål/A 44601-2025 FSC-klagomål.docx
@@ -664,7 +664,7 @@
     <w:r>
       <w:tab/>
       <w:tab/>
-      <w:t>2025-11-03</w:t>
+      <w:t>2025-11-04</w:t>
       <w:br/>
       <w:br/>
     </w:r>

--- a/klagomål/A 44601-2025 FSC-klagomål.docx
+++ b/klagomål/A 44601-2025 FSC-klagomål.docx
@@ -664,7 +664,7 @@
     <w:r>
       <w:tab/>
       <w:tab/>
-      <w:t>2025-11-04</w:t>
+      <w:t>2025-11-05</w:t>
       <w:br/>
       <w:br/>
     </w:r>

--- a/klagomål/A 44601-2025 FSC-klagomål.docx
+++ b/klagomål/A 44601-2025 FSC-klagomål.docx
@@ -664,7 +664,7 @@
     <w:r>
       <w:tab/>
       <w:tab/>
-      <w:t>2025-11-05</w:t>
+      <w:t>2025-11-06</w:t>
       <w:br/>
       <w:br/>
     </w:r>

--- a/klagomål/A 44601-2025 FSC-klagomål.docx
+++ b/klagomål/A 44601-2025 FSC-klagomål.docx
@@ -664,7 +664,7 @@
     <w:r>
       <w:tab/>
       <w:tab/>
-      <w:t>2025-11-06</w:t>
+      <w:t>2025-11-07</w:t>
       <w:br/>
       <w:br/>
     </w:r>

--- a/klagomål/A 44601-2025 FSC-klagomål.docx
+++ b/klagomål/A 44601-2025 FSC-klagomål.docx
@@ -664,7 +664,7 @@
     <w:r>
       <w:tab/>
       <w:tab/>
-      <w:t>2025-11-07</w:t>
+      <w:t>2025-11-08</w:t>
       <w:br/>
       <w:br/>
     </w:r>

--- a/klagomål/A 44601-2025 FSC-klagomål.docx
+++ b/klagomål/A 44601-2025 FSC-klagomål.docx
@@ -664,7 +664,7 @@
     <w:r>
       <w:tab/>
       <w:tab/>
-      <w:t>2025-11-08</w:t>
+      <w:t>2025-11-09</w:t>
       <w:br/>
       <w:br/>
     </w:r>

--- a/klagomål/A 44601-2025 FSC-klagomål.docx
+++ b/klagomål/A 44601-2025 FSC-klagomål.docx
@@ -664,7 +664,7 @@
     <w:r>
       <w:tab/>
       <w:tab/>
-      <w:t>2025-11-09</w:t>
+      <w:t>2025-11-10</w:t>
       <w:br/>
       <w:br/>
     </w:r>

--- a/klagomål/A 44601-2025 FSC-klagomål.docx
+++ b/klagomål/A 44601-2025 FSC-klagomål.docx
@@ -664,7 +664,7 @@
     <w:r>
       <w:tab/>
       <w:tab/>
-      <w:t>2025-11-10</w:t>
+      <w:t>2025-11-11</w:t>
       <w:br/>
       <w:br/>
     </w:r>

--- a/klagomål/A 44601-2025 FSC-klagomål.docx
+++ b/klagomål/A 44601-2025 FSC-klagomål.docx
@@ -664,7 +664,7 @@
     <w:r>
       <w:tab/>
       <w:tab/>
-      <w:t>2025-11-11</w:t>
+      <w:t>2025-11-12</w:t>
       <w:br/>
       <w:br/>
     </w:r>

--- a/klagomål/A 44601-2025 FSC-klagomål.docx
+++ b/klagomål/A 44601-2025 FSC-klagomål.docx
@@ -664,7 +664,7 @@
     <w:r>
       <w:tab/>
       <w:tab/>
-      <w:t>2025-11-12</w:t>
+      <w:t>2025-11-13</w:t>
       <w:br/>
       <w:br/>
     </w:r>

--- a/klagomål/A 44601-2025 FSC-klagomål.docx
+++ b/klagomål/A 44601-2025 FSC-klagomål.docx
@@ -664,7 +664,7 @@
     <w:r>
       <w:tab/>
       <w:tab/>
-      <w:t>2025-11-13</w:t>
+      <w:t>2025-11-14</w:t>
       <w:br/>
       <w:br/>
     </w:r>

--- a/klagomål/A 44601-2025 FSC-klagomål.docx
+++ b/klagomål/A 44601-2025 FSC-klagomål.docx
@@ -664,7 +664,7 @@
     <w:r>
       <w:tab/>
       <w:tab/>
-      <w:t>2025-11-14</w:t>
+      <w:t>2025-11-15</w:t>
       <w:br/>
       <w:br/>
     </w:r>

--- a/klagomål/A 44601-2025 FSC-klagomål.docx
+++ b/klagomål/A 44601-2025 FSC-klagomål.docx
@@ -664,7 +664,7 @@
     <w:r>
       <w:tab/>
       <w:tab/>
-      <w:t>2025-11-15</w:t>
+      <w:t>2025-11-20</w:t>
       <w:br/>
       <w:br/>
     </w:r>

--- a/klagomål/A 44601-2025 FSC-klagomål.docx
+++ b/klagomål/A 44601-2025 FSC-klagomål.docx
@@ -664,7 +664,7 @@
     <w:r>
       <w:tab/>
       <w:tab/>
-      <w:t>2025-11-20</w:t>
+      <w:t>2025-11-21</w:t>
       <w:br/>
       <w:br/>
     </w:r>

--- a/klagomål/A 44601-2025 FSC-klagomål.docx
+++ b/klagomål/A 44601-2025 FSC-klagomål.docx
@@ -664,7 +664,7 @@
     <w:r>
       <w:tab/>
       <w:tab/>
-      <w:t>2025-11-21</w:t>
+      <w:t>2025-11-22</w:t>
       <w:br/>
       <w:br/>
     </w:r>

--- a/klagomål/A 44601-2025 FSC-klagomål.docx
+++ b/klagomål/A 44601-2025 FSC-klagomål.docx
@@ -664,7 +664,7 @@
     <w:r>
       <w:tab/>
       <w:tab/>
-      <w:t>2025-11-22</w:t>
+      <w:t>2025-11-23</w:t>
       <w:br/>
       <w:br/>
     </w:r>

--- a/klagomål/A 44601-2025 FSC-klagomål.docx
+++ b/klagomål/A 44601-2025 FSC-klagomål.docx
@@ -664,7 +664,7 @@
     <w:r>
       <w:tab/>
       <w:tab/>
-      <w:t>2025-11-23</w:t>
+      <w:t>2025-11-24</w:t>
       <w:br/>
       <w:br/>
     </w:r>

--- a/klagomål/A 44601-2025 FSC-klagomål.docx
+++ b/klagomål/A 44601-2025 FSC-klagomål.docx
@@ -664,7 +664,7 @@
     <w:r>
       <w:tab/>
       <w:tab/>
-      <w:t>2025-11-24</w:t>
+      <w:t>2025-11-25</w:t>
       <w:br/>
       <w:br/>
     </w:r>

--- a/klagomål/A 44601-2025 FSC-klagomål.docx
+++ b/klagomål/A 44601-2025 FSC-klagomål.docx
@@ -664,7 +664,7 @@
     <w:r>
       <w:tab/>
       <w:tab/>
-      <w:t>2025-11-25</w:t>
+      <w:t>2025-11-26</w:t>
       <w:br/>
       <w:br/>
     </w:r>

--- a/klagomål/A 44601-2025 FSC-klagomål.docx
+++ b/klagomål/A 44601-2025 FSC-klagomål.docx
@@ -664,7 +664,7 @@
     <w:r>
       <w:tab/>
       <w:tab/>
-      <w:t>2025-11-26</w:t>
+      <w:t>2025-11-27</w:t>
       <w:br/>
       <w:br/>
     </w:r>

--- a/klagomål/A 44601-2025 FSC-klagomål.docx
+++ b/klagomål/A 44601-2025 FSC-klagomål.docx
@@ -664,7 +664,7 @@
     <w:r>
       <w:tab/>
       <w:tab/>
-      <w:t>2025-11-27</w:t>
+      <w:t>2025-11-28</w:t>
       <w:br/>
       <w:br/>
     </w:r>

--- a/klagomål/A 44601-2025 FSC-klagomål.docx
+++ b/klagomål/A 44601-2025 FSC-klagomål.docx
@@ -664,7 +664,7 @@
     <w:r>
       <w:tab/>
       <w:tab/>
-      <w:t>2025-11-28</w:t>
+      <w:t>2025-11-29</w:t>
       <w:br/>
       <w:br/>
     </w:r>

--- a/klagomål/A 44601-2025 FSC-klagomål.docx
+++ b/klagomål/A 44601-2025 FSC-klagomål.docx
@@ -664,7 +664,7 @@
     <w:r>
       <w:tab/>
       <w:tab/>
-      <w:t>2025-11-29</w:t>
+      <w:t>2025-11-30</w:t>
       <w:br/>
       <w:br/>
     </w:r>

--- a/klagomål/A 44601-2025 FSC-klagomål.docx
+++ b/klagomål/A 44601-2025 FSC-klagomål.docx
@@ -664,7 +664,7 @@
     <w:r>
       <w:tab/>
       <w:tab/>
-      <w:t>2025-11-30</w:t>
+      <w:t>2025-12-01</w:t>
       <w:br/>
       <w:br/>
     </w:r>

--- a/klagomål/A 44601-2025 FSC-klagomål.docx
+++ b/klagomål/A 44601-2025 FSC-klagomål.docx
@@ -664,7 +664,7 @@
     <w:r>
       <w:tab/>
       <w:tab/>
-      <w:t>2025-12-01</w:t>
+      <w:t>2025-12-02</w:t>
       <w:br/>
       <w:br/>
     </w:r>

--- a/klagomål/A 44601-2025 FSC-klagomål.docx
+++ b/klagomål/A 44601-2025 FSC-klagomål.docx
@@ -664,7 +664,7 @@
     <w:r>
       <w:tab/>
       <w:tab/>
-      <w:t>2025-12-02</w:t>
+      <w:t>2025-12-03</w:t>
       <w:br/>
       <w:br/>
     </w:r>

--- a/klagomål/A 44601-2025 FSC-klagomål.docx
+++ b/klagomål/A 44601-2025 FSC-klagomål.docx
@@ -664,7 +664,7 @@
     <w:r>
       <w:tab/>
       <w:tab/>
-      <w:t>2025-12-03</w:t>
+      <w:t>2025-12-04</w:t>
       <w:br/>
       <w:br/>
     </w:r>

--- a/klagomål/A 44601-2025 FSC-klagomål.docx
+++ b/klagomål/A 44601-2025 FSC-klagomål.docx
@@ -664,7 +664,7 @@
     <w:r>
       <w:tab/>
       <w:tab/>
-      <w:t>2025-12-04</w:t>
+      <w:t>2025-12-05</w:t>
       <w:br/>
       <w:br/>
     </w:r>

--- a/klagomål/A 44601-2025 FSC-klagomål.docx
+++ b/klagomål/A 44601-2025 FSC-klagomål.docx
@@ -664,7 +664,7 @@
     <w:r>
       <w:tab/>
       <w:tab/>
-      <w:t>2025-12-05</w:t>
+      <w:t>2025-12-06</w:t>
       <w:br/>
       <w:br/>
     </w:r>

--- a/klagomål/A 44601-2025 FSC-klagomål.docx
+++ b/klagomål/A 44601-2025 FSC-klagomål.docx
@@ -664,7 +664,7 @@
     <w:r>
       <w:tab/>
       <w:tab/>
-      <w:t>2025-12-06</w:t>
+      <w:t>2025-12-07</w:t>
       <w:br/>
       <w:br/>
     </w:r>

--- a/klagomål/A 44601-2025 FSC-klagomål.docx
+++ b/klagomål/A 44601-2025 FSC-klagomål.docx
@@ -664,7 +664,7 @@
     <w:r>
       <w:tab/>
       <w:tab/>
-      <w:t>2025-12-07</w:t>
+      <w:t>2025-12-08</w:t>
       <w:br/>
       <w:br/>
     </w:r>

--- a/klagomål/A 44601-2025 FSC-klagomål.docx
+++ b/klagomål/A 44601-2025 FSC-klagomål.docx
@@ -664,7 +664,7 @@
     <w:r>
       <w:tab/>
       <w:tab/>
-      <w:t>2025-12-08</w:t>
+      <w:t>2025-12-09</w:t>
       <w:br/>
       <w:br/>
     </w:r>

--- a/klagomål/A 44601-2025 FSC-klagomål.docx
+++ b/klagomål/A 44601-2025 FSC-klagomål.docx
@@ -664,7 +664,7 @@
     <w:r>
       <w:tab/>
       <w:tab/>
-      <w:t>2025-12-09</w:t>
+      <w:t>2025-12-10</w:t>
       <w:br/>
       <w:br/>
     </w:r>

--- a/klagomål/A 44601-2025 FSC-klagomål.docx
+++ b/klagomål/A 44601-2025 FSC-klagomål.docx
@@ -664,7 +664,7 @@
     <w:r>
       <w:tab/>
       <w:tab/>
-      <w:t>2025-12-10</w:t>
+      <w:t>2025-12-11</w:t>
       <w:br/>
       <w:br/>
     </w:r>

--- a/klagomål/A 44601-2025 FSC-klagomål.docx
+++ b/klagomål/A 44601-2025 FSC-klagomål.docx
@@ -664,7 +664,7 @@
     <w:r>
       <w:tab/>
       <w:tab/>
-      <w:t>2025-12-11</w:t>
+      <w:t>2025-12-12</w:t>
       <w:br/>
       <w:br/>
     </w:r>

--- a/klagomål/A 44601-2025 FSC-klagomål.docx
+++ b/klagomål/A 44601-2025 FSC-klagomål.docx
@@ -664,7 +664,7 @@
     <w:r>
       <w:tab/>
       <w:tab/>
-      <w:t>2025-12-12</w:t>
+      <w:t>2025-12-13</w:t>
       <w:br/>
       <w:br/>
     </w:r>

--- a/klagomål/A 44601-2025 FSC-klagomål.docx
+++ b/klagomål/A 44601-2025 FSC-klagomål.docx
@@ -664,7 +664,7 @@
     <w:r>
       <w:tab/>
       <w:tab/>
-      <w:t>2025-12-19</w:t>
+      <w:t>2025-12-20</w:t>
       <w:br/>
       <w:br/>
     </w:r>

--- a/klagomål/A 44601-2025 FSC-klagomål.docx
+++ b/klagomål/A 44601-2025 FSC-klagomål.docx
@@ -664,7 +664,7 @@
     <w:r>
       <w:tab/>
       <w:tab/>
-      <w:t>2025-12-20</w:t>
+      <w:t>2025-12-21</w:t>
       <w:br/>
       <w:br/>
     </w:r>

--- a/klagomål/A 44601-2025 FSC-klagomål.docx
+++ b/klagomål/A 44601-2025 FSC-klagomål.docx
@@ -664,7 +664,7 @@
     <w:r>
       <w:tab/>
       <w:tab/>
-      <w:t>2025-12-21</w:t>
+      <w:t>2025-12-22</w:t>
       <w:br/>
       <w:br/>
     </w:r>

--- a/klagomål/A 44601-2025 FSC-klagomål.docx
+++ b/klagomål/A 44601-2025 FSC-klagomål.docx
@@ -664,7 +664,7 @@
     <w:r>
       <w:tab/>
       <w:tab/>
-      <w:t>2025-12-22</w:t>
+      <w:t>2025-12-26</w:t>
       <w:br/>
       <w:br/>
     </w:r>

--- a/klagomål/A 44601-2025 FSC-klagomål.docx
+++ b/klagomål/A 44601-2025 FSC-klagomål.docx
@@ -664,7 +664,7 @@
     <w:r>
       <w:tab/>
       <w:tab/>
-      <w:t>2026-01-07</w:t>
+      <w:t>2026-01-08</w:t>
       <w:br/>
       <w:br/>
     </w:r>

--- a/klagomål/A 44601-2025 FSC-klagomål.docx
+++ b/klagomål/A 44601-2025 FSC-klagomål.docx
@@ -664,7 +664,7 @@
     <w:r>
       <w:tab/>
       <w:tab/>
-      <w:t>2026-01-08</w:t>
+      <w:t>2026-01-09</w:t>
       <w:br/>
       <w:br/>
     </w:r>

--- a/klagomål/A 44601-2025 FSC-klagomål.docx
+++ b/klagomål/A 44601-2025 FSC-klagomål.docx
@@ -664,7 +664,7 @@
     <w:r>
       <w:tab/>
       <w:tab/>
-      <w:t>2026-01-09</w:t>
+      <w:t>2026-01-10</w:t>
       <w:br/>
       <w:br/>
     </w:r>

--- a/klagomål/A 44601-2025 FSC-klagomål.docx
+++ b/klagomål/A 44601-2025 FSC-klagomål.docx
@@ -664,7 +664,7 @@
     <w:r>
       <w:tab/>
       <w:tab/>
-      <w:t>2026-01-10</w:t>
+      <w:t>2026-01-11</w:t>
       <w:br/>
       <w:br/>
     </w:r>

--- a/klagomål/A 44601-2025 FSC-klagomål.docx
+++ b/klagomål/A 44601-2025 FSC-klagomål.docx
@@ -664,7 +664,7 @@
     <w:r>
       <w:tab/>
       <w:tab/>
-      <w:t>2026-01-11</w:t>
+      <w:t>2026-01-12</w:t>
       <w:br/>
       <w:br/>
     </w:r>

--- a/klagomål/A 44601-2025 FSC-klagomål.docx
+++ b/klagomål/A 44601-2025 FSC-klagomål.docx
@@ -664,7 +664,7 @@
     <w:r>
       <w:tab/>
       <w:tab/>
-      <w:t>2026-01-12</w:t>
+      <w:t>2026-01-13</w:t>
       <w:br/>
       <w:br/>
     </w:r>

--- a/klagomål/A 44601-2025 FSC-klagomål.docx
+++ b/klagomål/A 44601-2025 FSC-klagomål.docx
@@ -664,7 +664,7 @@
     <w:r>
       <w:tab/>
       <w:tab/>
-      <w:t>2026-01-13</w:t>
+      <w:t>2026-01-14</w:t>
       <w:br/>
       <w:br/>
     </w:r>

--- a/klagomål/A 44601-2025 FSC-klagomål.docx
+++ b/klagomål/A 44601-2025 FSC-klagomål.docx
@@ -664,7 +664,7 @@
     <w:r>
       <w:tab/>
       <w:tab/>
-      <w:t>2026-01-14</w:t>
+      <w:t>2026-01-15</w:t>
       <w:br/>
       <w:br/>
     </w:r>

--- a/klagomål/A 44601-2025 FSC-klagomål.docx
+++ b/klagomål/A 44601-2025 FSC-klagomål.docx
@@ -664,7 +664,7 @@
     <w:r>
       <w:tab/>
       <w:tab/>
-      <w:t>2026-01-15</w:t>
+      <w:t>2026-01-16</w:t>
       <w:br/>
       <w:br/>
     </w:r>

--- a/klagomål/A 44601-2025 FSC-klagomål.docx
+++ b/klagomål/A 44601-2025 FSC-klagomål.docx
@@ -664,7 +664,7 @@
     <w:r>
       <w:tab/>
       <w:tab/>
-      <w:t>2026-01-16</w:t>
+      <w:t>2026-01-17</w:t>
       <w:br/>
       <w:br/>
     </w:r>

--- a/klagomål/A 44601-2025 FSC-klagomål.docx
+++ b/klagomål/A 44601-2025 FSC-klagomål.docx
@@ -664,7 +664,7 @@
     <w:r>
       <w:tab/>
       <w:tab/>
-      <w:t>2026-01-17</w:t>
+      <w:t>2026-01-18</w:t>
       <w:br/>
       <w:br/>
     </w:r>

--- a/klagomål/A 44601-2025 FSC-klagomål.docx
+++ b/klagomål/A 44601-2025 FSC-klagomål.docx
@@ -664,7 +664,7 @@
     <w:r>
       <w:tab/>
       <w:tab/>
-      <w:t>2026-01-18</w:t>
+      <w:t>2026-01-19</w:t>
       <w:br/>
       <w:br/>
     </w:r>

--- a/klagomål/A 44601-2025 FSC-klagomål.docx
+++ b/klagomål/A 44601-2025 FSC-klagomål.docx
@@ -664,7 +664,7 @@
     <w:r>
       <w:tab/>
       <w:tab/>
-      <w:t>2026-01-19</w:t>
+      <w:t>2026-01-20</w:t>
       <w:br/>
       <w:br/>
     </w:r>

--- a/klagomål/A 44601-2025 FSC-klagomål.docx
+++ b/klagomål/A 44601-2025 FSC-klagomål.docx
@@ -664,7 +664,7 @@
     <w:r>
       <w:tab/>
       <w:tab/>
-      <w:t>2026-01-20</w:t>
+      <w:t>2026-01-21</w:t>
       <w:br/>
       <w:br/>
     </w:r>

--- a/klagomål/A 44601-2025 FSC-klagomål.docx
+++ b/klagomål/A 44601-2025 FSC-klagomål.docx
@@ -664,7 +664,7 @@
     <w:r>
       <w:tab/>
       <w:tab/>
-      <w:t>2026-01-21</w:t>
+      <w:t>2026-01-23</w:t>
       <w:br/>
       <w:br/>
     </w:r>

--- a/klagomål/A 44601-2025 FSC-klagomål.docx
+++ b/klagomål/A 44601-2025 FSC-klagomål.docx
@@ -664,7 +664,7 @@
     <w:r>
       <w:tab/>
       <w:tab/>
-      <w:t>2026-01-23</w:t>
+      <w:t>2026-01-24</w:t>
       <w:br/>
       <w:br/>
     </w:r>

--- a/klagomål/A 44601-2025 FSC-klagomål.docx
+++ b/klagomål/A 44601-2025 FSC-klagomål.docx
@@ -664,7 +664,7 @@
     <w:r>
       <w:tab/>
       <w:tab/>
-      <w:t>2026-01-24</w:t>
+      <w:t>2026-01-25</w:t>
       <w:br/>
       <w:br/>
     </w:r>

--- a/klagomål/A 44601-2025 FSC-klagomål.docx
+++ b/klagomål/A 44601-2025 FSC-klagomål.docx
@@ -664,7 +664,7 @@
     <w:r>
       <w:tab/>
       <w:tab/>
-      <w:t>2026-01-25</w:t>
+      <w:t>2026-01-26</w:t>
       <w:br/>
       <w:br/>
     </w:r>

--- a/klagomål/A 44601-2025 FSC-klagomål.docx
+++ b/klagomål/A 44601-2025 FSC-klagomål.docx
@@ -664,7 +664,7 @@
     <w:r>
       <w:tab/>
       <w:tab/>
-      <w:t>2026-01-26</w:t>
+      <w:t>2026-01-27</w:t>
       <w:br/>
       <w:br/>
     </w:r>

--- a/klagomål/A 44601-2025 FSC-klagomål.docx
+++ b/klagomål/A 44601-2025 FSC-klagomål.docx
@@ -664,7 +664,7 @@
     <w:r>
       <w:tab/>
       <w:tab/>
-      <w:t>2026-01-27</w:t>
+      <w:t>2026-01-28</w:t>
       <w:br/>
       <w:br/>
     </w:r>

--- a/klagomål/A 44601-2025 FSC-klagomål.docx
+++ b/klagomål/A 44601-2025 FSC-klagomål.docx
@@ -112,7 +112,7 @@
         <w:pStyle w:val="ListBullet"/>
       </w:pPr>
       <w:r>
-        <w:t>Om ett ombud (tex Norra skog eller Mellanskog) avverkningsanmäler en skog med naturvärden motsvarande nyckelbiotops kvalité men markägaren inte är FSC certifierad, bör du skicka in ett FSC kontrollerat virke klagomål. Då ska klagomålet skickas till ombudsföretaget.</w:t>
+        <w:t>Om ett ombud (tex Norra skog eller Mellanskog) avverkningsanmäler en skog med naturvärden motsvarande nyckelbiotops kvalitet men markägaren inte är FSC certifierad, bör du skicka in ett FSC kontrollerat virke klagomål. Då ska klagomålet skickas till ombudsföretaget.</w:t>
       </w:r>
     </w:p>
     <w:p>
@@ -257,6 +257,35 @@
     <w:p>
       <w:r>
         <w:t>Följande fridlysta arter har sina livsmiljöer och växtplatser i den avverkningsanmälda skogen: blåsippa (§9).</w:t>
+      </w:r>
+    </w:p>
+    <w:p>
+      <w:r>
+        <w:rPr>
+          <w:b/>
+        </w:rPr>
+        <w:t>Blåsippa (§9)</w:t>
+      </w:r>
+      <w:r>
+        <w:t xml:space="preserve"> är typisk art för </w:t>
+      </w:r>
+      <w:r>
+        <w:rPr>
+          <w:i/>
+        </w:rPr>
+        <w:t>9050 Näringsrik granskog, 9020 Nordlig ädellövskog</w:t>
+      </w:r>
+      <w:r>
+        <w:t xml:space="preserve"> och </w:t>
+      </w:r>
+      <w:r>
+        <w:rPr>
+          <w:i/>
+        </w:rPr>
+        <w:t>8240 Karsthällmarker</w:t>
+      </w:r>
+      <w:r>
+        <w:t xml:space="preserve"> (SLU Artdatabanken, 2025).</w:t>
       </w:r>
     </w:p>
     <w:p>
@@ -664,7 +693,7 @@
     <w:r>
       <w:tab/>
       <w:tab/>
-      <w:t>2026-01-28</w:t>
+      <w:t>2026-01-29</w:t>
       <w:br/>
       <w:br/>
     </w:r>

--- a/klagomål/A 44601-2025 FSC-klagomål.docx
+++ b/klagomål/A 44601-2025 FSC-klagomål.docx
@@ -693,7 +693,7 @@
     <w:r>
       <w:tab/>
       <w:tab/>
-      <w:t>2026-01-29</w:t>
+      <w:t>2026-01-30</w:t>
       <w:br/>
       <w:br/>
     </w:r>

--- a/klagomål/A 44601-2025 FSC-klagomål.docx
+++ b/klagomål/A 44601-2025 FSC-klagomål.docx
@@ -693,7 +693,7 @@
     <w:r>
       <w:tab/>
       <w:tab/>
-      <w:t>2026-01-30</w:t>
+      <w:t>2026-01-31</w:t>
       <w:br/>
       <w:br/>
     </w:r>

--- a/klagomål/A 44601-2025 FSC-klagomål.docx
+++ b/klagomål/A 44601-2025 FSC-klagomål.docx
@@ -693,7 +693,7 @@
     <w:r>
       <w:tab/>
       <w:tab/>
-      <w:t>2026-03-02</w:t>
+      <w:t>2026-03-03</w:t>
       <w:br/>
       <w:br/>
     </w:r>

--- a/klagomål/A 44601-2025 FSC-klagomål.docx
+++ b/klagomål/A 44601-2025 FSC-klagomål.docx
@@ -693,7 +693,7 @@
     <w:r>
       <w:tab/>
       <w:tab/>
-      <w:t>2026-03-03</w:t>
+      <w:t>2026-03-04</w:t>
       <w:br/>
       <w:br/>
     </w:r>

--- a/klagomål/A 44601-2025 FSC-klagomål.docx
+++ b/klagomål/A 44601-2025 FSC-klagomål.docx
@@ -693,7 +693,7 @@
     <w:r>
       <w:tab/>
       <w:tab/>
-      <w:t>2026-03-04</w:t>
+      <w:t>2026-03-05</w:t>
       <w:br/>
       <w:br/>
     </w:r>

--- a/klagomål/A 44601-2025 FSC-klagomål.docx
+++ b/klagomål/A 44601-2025 FSC-klagomål.docx
@@ -693,7 +693,7 @@
     <w:r>
       <w:tab/>
       <w:tab/>
-      <w:t>2026-03-05</w:t>
+      <w:t>2026-03-06</w:t>
       <w:br/>
       <w:br/>
     </w:r>

--- a/klagomål/A 44601-2025 FSC-klagomål.docx
+++ b/klagomål/A 44601-2025 FSC-klagomål.docx
@@ -693,7 +693,7 @@
     <w:r>
       <w:tab/>
       <w:tab/>
-      <w:t>2026-03-06</w:t>
+      <w:t>2026-03-07</w:t>
       <w:br/>
       <w:br/>
     </w:r>

--- a/klagomål/A 44601-2025 FSC-klagomål.docx
+++ b/klagomål/A 44601-2025 FSC-klagomål.docx
@@ -715,7 +715,7 @@
     <w:r>
       <w:tab/>
       <w:tab/>
-      <w:t>2026-04-14</w:t>
+      <w:t>2026-04-15</w:t>
       <w:br/>
       <w:br/>
     </w:r>

--- a/klagomål/A 44601-2025 FSC-klagomål.docx
+++ b/klagomål/A 44601-2025 FSC-klagomål.docx
@@ -715,7 +715,7 @@
     <w:r>
       <w:tab/>
       <w:tab/>
-      <w:t>2026-04-15</w:t>
+      <w:t>2026-04-16</w:t>
       <w:br/>
       <w:br/>
     </w:r>

--- a/klagomål/A 44601-2025 FSC-klagomål.docx
+++ b/klagomål/A 44601-2025 FSC-klagomål.docx
@@ -715,7 +715,7 @@
     <w:r>
       <w:tab/>
       <w:tab/>
-      <w:t>2026-04-16</w:t>
+      <w:t>2026-04-17</w:t>
       <w:br/>
       <w:br/>
     </w:r>

--- a/klagomål/A 44601-2025 FSC-klagomål.docx
+++ b/klagomål/A 44601-2025 FSC-klagomål.docx
@@ -715,7 +715,7 @@
     <w:r>
       <w:tab/>
       <w:tab/>
-      <w:t>2026-04-17</w:t>
+      <w:t>2026-04-18</w:t>
       <w:br/>
       <w:br/>
     </w:r>

--- a/klagomål/A 44601-2025 FSC-klagomål.docx
+++ b/klagomål/A 44601-2025 FSC-klagomål.docx
@@ -715,7 +715,7 @@
     <w:r>
       <w:tab/>
       <w:tab/>
-      <w:t>2026-04-18</w:t>
+      <w:t>2026-04-19</w:t>
       <w:br/>
       <w:br/>
     </w:r>

--- a/klagomål/A 44601-2025 FSC-klagomål.docx
+++ b/klagomål/A 44601-2025 FSC-klagomål.docx
@@ -715,7 +715,7 @@
     <w:r>
       <w:tab/>
       <w:tab/>
-      <w:t>2026-04-19</w:t>
+      <w:t>2026-04-20</w:t>
       <w:br/>
       <w:br/>
     </w:r>

--- a/klagomål/A 44601-2025 FSC-klagomål.docx
+++ b/klagomål/A 44601-2025 FSC-klagomål.docx
@@ -715,7 +715,7 @@
     <w:r>
       <w:tab/>
       <w:tab/>
-      <w:t>2026-04-20</w:t>
+      <w:t>2026-04-21</w:t>
       <w:br/>
       <w:br/>
     </w:r>

--- a/klagomål/A 44601-2025 FSC-klagomål.docx
+++ b/klagomål/A 44601-2025 FSC-klagomål.docx
@@ -715,7 +715,7 @@
     <w:r>
       <w:tab/>
       <w:tab/>
-      <w:t>2026-04-21</w:t>
+      <w:t>2026-04-22</w:t>
       <w:br/>
       <w:br/>
     </w:r>

--- a/klagomål/A 44601-2025 FSC-klagomål.docx
+++ b/klagomål/A 44601-2025 FSC-klagomål.docx
@@ -715,7 +715,7 @@
     <w:r>
       <w:tab/>
       <w:tab/>
-      <w:t>2026-04-22</w:t>
+      <w:t>2026-04-23</w:t>
       <w:br/>
       <w:br/>
     </w:r>

--- a/klagomål/A 44601-2025 FSC-klagomål.docx
+++ b/klagomål/A 44601-2025 FSC-klagomål.docx
@@ -715,7 +715,7 @@
     <w:r>
       <w:tab/>
       <w:tab/>
-      <w:t>2026-04-23</w:t>
+      <w:t>2026-04-24</w:t>
       <w:br/>
       <w:br/>
     </w:r>

--- a/klagomål/A 44601-2025 FSC-klagomål.docx
+++ b/klagomål/A 44601-2025 FSC-klagomål.docx
@@ -715,7 +715,7 @@
     <w:r>
       <w:tab/>
       <w:tab/>
-      <w:t>2026-04-24</w:t>
+      <w:t>2026-04-25</w:t>
       <w:br/>
       <w:br/>
     </w:r>

--- a/klagomål/A 44601-2025 FSC-klagomål.docx
+++ b/klagomål/A 44601-2025 FSC-klagomål.docx
@@ -715,7 +715,7 @@
     <w:r>
       <w:tab/>
       <w:tab/>
-      <w:t>2026-04-25</w:t>
+      <w:t>2026-04-26</w:t>
       <w:br/>
       <w:br/>
     </w:r>

--- a/klagomål/A 44601-2025 FSC-klagomål.docx
+++ b/klagomål/A 44601-2025 FSC-klagomål.docx
@@ -715,7 +715,7 @@
     <w:r>
       <w:tab/>
       <w:tab/>
-      <w:t>2026-04-26</w:t>
+      <w:t>2026-04-27</w:t>
       <w:br/>
       <w:br/>
     </w:r>

--- a/klagomål/A 44601-2025 FSC-klagomål.docx
+++ b/klagomål/A 44601-2025 FSC-klagomål.docx
@@ -715,7 +715,7 @@
     <w:r>
       <w:tab/>
       <w:tab/>
-      <w:t>2026-04-27</w:t>
+      <w:t>2026-04-28</w:t>
       <w:br/>
       <w:br/>
     </w:r>

--- a/klagomål/A 44601-2025 FSC-klagomål.docx
+++ b/klagomål/A 44601-2025 FSC-klagomål.docx
@@ -715,7 +715,7 @@
     <w:r>
       <w:tab/>
       <w:tab/>
-      <w:t>2026-04-28</w:t>
+      <w:t>2026-04-29</w:t>
       <w:br/>
       <w:br/>
     </w:r>

--- a/klagomål/A 44601-2025 FSC-klagomål.docx
+++ b/klagomål/A 44601-2025 FSC-klagomål.docx
@@ -715,7 +715,7 @@
     <w:r>
       <w:tab/>
       <w:tab/>
-      <w:t>2026-04-29</w:t>
+      <w:t>2026-04-30</w:t>
       <w:br/>
       <w:br/>
     </w:r>

--- a/klagomål/A 44601-2025 FSC-klagomål.docx
+++ b/klagomål/A 44601-2025 FSC-klagomål.docx
@@ -715,7 +715,7 @@
     <w:r>
       <w:tab/>
       <w:tab/>
-      <w:t>2026-04-30</w:t>
+      <w:t>2026-05-01</w:t>
       <w:br/>
       <w:br/>
     </w:r>

--- a/klagomål/A 44601-2025 FSC-klagomål.docx
+++ b/klagomål/A 44601-2025 FSC-klagomål.docx
@@ -715,7 +715,7 @@
     <w:r>
       <w:tab/>
       <w:tab/>
-      <w:t>2026-05-01</w:t>
+      <w:t>2026-05-02</w:t>
       <w:br/>
       <w:br/>
     </w:r>

--- a/klagomål/A 44601-2025 FSC-klagomål.docx
+++ b/klagomål/A 44601-2025 FSC-klagomål.docx
@@ -715,7 +715,7 @@
     <w:r>
       <w:tab/>
       <w:tab/>
-      <w:t>2026-05-02</w:t>
+      <w:t>2026-05-03</w:t>
       <w:br/>
       <w:br/>
     </w:r>

--- a/klagomål/A 44601-2025 FSC-klagomål.docx
+++ b/klagomål/A 44601-2025 FSC-klagomål.docx
@@ -715,7 +715,7 @@
     <w:r>
       <w:tab/>
       <w:tab/>
-      <w:t>2026-05-03</w:t>
+      <w:t>2026-05-04</w:t>
       <w:br/>
       <w:br/>
     </w:r>

--- a/klagomål/A 44601-2025 FSC-klagomål.docx
+++ b/klagomål/A 44601-2025 FSC-klagomål.docx
@@ -715,7 +715,7 @@
     <w:r>
       <w:tab/>
       <w:tab/>
-      <w:t>2026-05-04</w:t>
+      <w:t>2026-05-05</w:t>
       <w:br/>
       <w:br/>
     </w:r>

--- a/klagomål/A 44601-2025 FSC-klagomål.docx
+++ b/klagomål/A 44601-2025 FSC-klagomål.docx
@@ -715,7 +715,7 @@
     <w:r>
       <w:tab/>
       <w:tab/>
-      <w:t>2026-05-05</w:t>
+      <w:t>2026-05-06</w:t>
       <w:br/>
       <w:br/>
     </w:r>

--- a/klagomål/A 44601-2025 FSC-klagomål.docx
+++ b/klagomål/A 44601-2025 FSC-klagomål.docx
@@ -715,7 +715,7 @@
     <w:r>
       <w:tab/>
       <w:tab/>
-      <w:t>2026-05-16</w:t>
+      <w:t>2026-05-17</w:t>
       <w:br/>
       <w:br/>
     </w:r>

--- a/klagomål/A 44601-2025 FSC-klagomål.docx
+++ b/klagomål/A 44601-2025 FSC-klagomål.docx
@@ -715,7 +715,7 @@
     <w:r>
       <w:tab/>
       <w:tab/>
-      <w:t>2026-05-17</w:t>
+      <w:t>2026-05-18</w:t>
       <w:br/>
       <w:br/>
     </w:r>

--- a/klagomål/A 44601-2025 FSC-klagomål.docx
+++ b/klagomål/A 44601-2025 FSC-klagomål.docx
@@ -715,7 +715,7 @@
     <w:r>
       <w:tab/>
       <w:tab/>
-      <w:t>2026-05-18</w:t>
+      <w:t>2026-05-19</w:t>
       <w:br/>
       <w:br/>
     </w:r>

--- a/klagomål/A 44601-2025 FSC-klagomål.docx
+++ b/klagomål/A 44601-2025 FSC-klagomål.docx
@@ -715,7 +715,7 @@
     <w:r>
       <w:tab/>
       <w:tab/>
-      <w:t>2026-05-19</w:t>
+      <w:t>2026-05-20</w:t>
       <w:br/>
       <w:br/>
     </w:r>
